--- a/resources/HEARTH_PostProduction_Delivery_Checklist.docx
+++ b/resources/HEARTH_PostProduction_Delivery_Checklist.docx
@@ -2730,7 +2730,7 @@
                 <w:sz w:val="16"/>
                 <w:szCs w:val="16"/>
               </w:rPr>
-              <w:t xml:space="preserve">HEARTH  ·  Production Resource Library  ·  hearthmedia.com</w:t>
+              <w:t xml:space="preserve">HEARTH  ·  Production Resource Library  ·  buildyourhearth.studio</w:t>
             </w:r>
           </w:p>
           <w:p>
@@ -2749,7 +2749,7 @@
                 <w:sz w:val="14"/>
                 <w:szCs w:val="14"/>
               </w:rPr>
-              <w:t xml:space="preserve">Where Stories Gather  ·  For educational use. Not legal advice. Have all agreements reviewed by an attorney.</w:t>
+              <w:t xml:space="preserve">Where Voices Find Their Fire  ·  For educational use. Not legal advice. Have all agreements reviewed by an attorney.</w:t>
             </w:r>
           </w:p>
         </w:tc>

--- a/resources/HEARTH_PostProduction_Delivery_Checklist.docx
+++ b/resources/HEARTH_PostProduction_Delivery_Checklist.docx
@@ -2730,7 +2730,7 @@
                 <w:sz w:val="16"/>
                 <w:szCs w:val="16"/>
               </w:rPr>
-              <w:t xml:space="preserve">HEARTH  ·  Production Resource Library  ·  buildyourhearth.studio</w:t>
+              <w:t xml:space="preserve">HEARTH  ·  Production Resource Library  ·  hearthmedia.com</w:t>
             </w:r>
           </w:p>
           <w:p>
@@ -2749,7 +2749,7 @@
                 <w:sz w:val="14"/>
                 <w:szCs w:val="14"/>
               </w:rPr>
-              <w:t xml:space="preserve">Where Voices Find Their Fire  ·  For educational use. Not legal advice. Have all agreements reviewed by an attorney.</w:t>
+              <w:t xml:space="preserve">Where Stories Gather  ·  For educational use. Not legal advice. Have all agreements reviewed by an attorney.</w:t>
             </w:r>
           </w:p>
         </w:tc>
